--- a/Appunti lezione/Algoritmi di ordinamento.docx
+++ b/Appunti lezione/Algoritmi di ordinamento.docx
@@ -1034,6 +1034,24 @@
         </w:rPr>
         <w:t>Successivamente (nel cpp) includere le classi delle strutture dati che dovremo utilizzare es. Llist.h, link.h e la classe con i metodi test.h.</w:t>
       </w:r>
+    </w:p>
+    <w:p>
+      <w:pPr>
+        <w:rPr>
+          <w:sz w:val="32"/>
+          <w:szCs w:val="32"/>
+          <w:lang w:val="it-IT"/>
+        </w:rPr>
+      </w:pPr>
+    </w:p>
+    <w:p>
+      <w:pPr>
+        <w:rPr>
+          <w:sz w:val="32"/>
+          <w:szCs w:val="32"/>
+          <w:lang w:val="it-IT"/>
+        </w:rPr>
+      </w:pPr>
     </w:p>
     <w:p>
       <w:pPr>

--- a/Appunti lezione/Algoritmi di ordinamento.docx
+++ b/Appunti lezione/Algoritmi di ordinamento.docx
@@ -10,6 +10,41 @@
       </w:pPr>
       <w:r>
         <w:rPr>
+          <w:highlight w:val="yellow"/>
+          <w:lang w:val="it-IT"/>
+        </w:rPr>
+        <w:t xml:space="preserve">Oss: </w:t>
+      </w:r>
+      <w:r>
+        <w:rPr>
+          <w:highlight w:val="yellow"/>
+          <w:lang w:val="it-IT"/>
+        </w:rPr>
+        <w:t>\Materiali elly (librerie)\MATERIALE LEZIONI-20260313\Llist\Llistmain_test_sort.cpp</w:t>
+      </w:r>
+      <w:r>
+        <w:rPr>
+          <w:highlight w:val="yellow"/>
+          <w:lang w:val="it-IT"/>
+        </w:rPr>
+        <w:t xml:space="preserve"> ci sono gli algoritmi di ordinamento già adattati alle liste (Llist).</w:t>
+      </w:r>
+    </w:p>
+    <w:p>
+      <w:pPr>
+        <w:rPr>
+          <w:lang w:val="it-IT"/>
+        </w:rPr>
+      </w:pPr>
+    </w:p>
+    <w:p>
+      <w:pPr>
+        <w:rPr>
+          <w:lang w:val="it-IT"/>
+        </w:rPr>
+      </w:pPr>
+      <w:r>
+        <w:rPr>
           <w:lang w:val="it-IT"/>
         </w:rPr>
         <w:t>Sono algoritmi con il fine di ordinare liste/array secondo un criterio (uno o più campi secondo una logica).</w:t>
@@ -88,30 +123,8 @@
         <w:rPr>
           <w:lang w:val="en-GB"/>
         </w:rPr>
-        <w:t xml:space="preserve">if (val &gt; </w:t>
-      </w:r>
-      <w:proofErr w:type="gramStart"/>
-      <w:r>
-        <w:rPr>
-          <w:lang w:val="en-GB"/>
-        </w:rPr>
-        <w:t>input.key(</w:t>
-      </w:r>
-      <w:proofErr w:type="gramEnd"/>
-      <w:r>
-        <w:rPr>
-          <w:lang w:val="en-GB"/>
-        </w:rPr>
-        <w:t xml:space="preserve">)) return </w:t>
-      </w:r>
-      <w:proofErr w:type="gramStart"/>
-      <w:r>
-        <w:rPr>
-          <w:lang w:val="en-GB"/>
-        </w:rPr>
-        <w:t>1;</w:t>
-      </w:r>
-      <w:proofErr w:type="gramEnd"/>
+        <w:t>if (val &gt; input.key()) return 1;</w:t>
+      </w:r>
     </w:p>
     <w:p>
       <w:pPr>
@@ -323,6 +336,7 @@
         <w:rPr>
           <w:lang w:val="it-IT"/>
         </w:rPr>
+        <w:lastRenderedPageBreak/>
         <w:t>Mentre la complessità del numero di scambi O(n) siccome scambia ogni elemento al massimo una volta.</w:t>
       </w:r>
       <w:r>
@@ -1032,6 +1046,7 @@
           <w:szCs w:val="32"/>
           <w:lang w:val="it-IT"/>
         </w:rPr>
+        <w:lastRenderedPageBreak/>
         <w:t>Successivamente (nel cpp) includere le classi delle strutture dati che dovremo utilizzare es. Llist.h, link.h e la classe con i metodi test.h.</w:t>
       </w:r>
     </w:p>
@@ -1056,11 +1071,1046 @@
     <w:p>
       <w:pPr>
         <w:rPr>
-          <w:sz w:val="32"/>
-          <w:szCs w:val="32"/>
-          <w:lang w:val="it-IT"/>
-        </w:rPr>
-      </w:pPr>
+          <w:b/>
+          <w:bCs/>
+          <w:sz w:val="32"/>
+          <w:szCs w:val="32"/>
+          <w:lang w:val="it-IT"/>
+        </w:rPr>
+      </w:pPr>
+      <w:r>
+        <w:rPr>
+          <w:b/>
+          <w:bCs/>
+          <w:sz w:val="32"/>
+          <w:szCs w:val="32"/>
+          <w:lang w:val="it-IT"/>
+        </w:rPr>
+        <w:t>Mergesort</w:t>
+      </w:r>
+      <w:r>
+        <w:rPr>
+          <w:b/>
+          <w:bCs/>
+          <w:sz w:val="32"/>
+          <w:szCs w:val="32"/>
+          <w:lang w:val="it-IT"/>
+        </w:rPr>
+        <w:t xml:space="preserve"> o(nlogn)</w:t>
+      </w:r>
+    </w:p>
+    <w:p>
+      <w:pPr>
+        <w:rPr>
+          <w:sz w:val="32"/>
+          <w:szCs w:val="32"/>
+          <w:lang w:val="it-IT"/>
+        </w:rPr>
+      </w:pPr>
+      <w:r>
+        <w:rPr>
+          <w:sz w:val="32"/>
+          <w:szCs w:val="32"/>
+          <w:lang w:val="it-IT"/>
+        </w:rPr>
+        <w:t>Algoritmo ricorsivo divice et impera.</w:t>
+      </w:r>
+    </w:p>
+    <w:p>
+      <w:pPr>
+        <w:rPr>
+          <w:sz w:val="32"/>
+          <w:szCs w:val="32"/>
+          <w:lang w:val="it-IT"/>
+        </w:rPr>
+      </w:pPr>
+      <w:r>
+        <w:rPr>
+          <w:sz w:val="32"/>
+          <w:szCs w:val="32"/>
+          <w:lang w:val="it-IT"/>
+        </w:rPr>
+        <w:t>Divide l’array in sottosequnze, le ordina e poi tramite fusione ritorna all’array ordinato unendo queste sottosequenze già ordinate</w:t>
+      </w:r>
+    </w:p>
+    <w:p>
+      <w:pPr>
+        <w:rPr>
+          <w:sz w:val="32"/>
+          <w:szCs w:val="32"/>
+          <w:lang w:val="it-IT"/>
+        </w:rPr>
+      </w:pPr>
+      <w:r>
+        <w:rPr>
+          <w:noProof/>
+        </w:rPr>
+        <w:drawing>
+          <wp:anchor distT="0" distB="0" distL="114300" distR="114300" simplePos="0" relativeHeight="251660288" behindDoc="1" locked="0" layoutInCell="1" allowOverlap="1" wp14:anchorId="3D495EA3" wp14:editId="3DDD21D1">
+            <wp:simplePos x="0" y="0"/>
+            <wp:positionH relativeFrom="margin">
+              <wp:posOffset>13335</wp:posOffset>
+            </wp:positionH>
+            <wp:positionV relativeFrom="paragraph">
+              <wp:posOffset>10333</wp:posOffset>
+            </wp:positionV>
+            <wp:extent cx="1794163" cy="2045347"/>
+            <wp:effectExtent l="0" t="0" r="0" b="0"/>
+            <wp:wrapTight wrapText="bothSides">
+              <wp:wrapPolygon edited="0">
+                <wp:start x="0" y="0"/>
+                <wp:lineTo x="0" y="21325"/>
+                <wp:lineTo x="21332" y="21325"/>
+                <wp:lineTo x="21332" y="0"/>
+                <wp:lineTo x="0" y="0"/>
+              </wp:wrapPolygon>
+            </wp:wrapTight>
+            <wp:docPr id="2140017848" name="Picture 1"/>
+            <wp:cNvGraphicFramePr>
+              <a:graphicFrameLocks xmlns:a="http://schemas.openxmlformats.org/drawingml/2006/main" noChangeAspect="1"/>
+            </wp:cNvGraphicFramePr>
+            <a:graphic xmlns:a="http://schemas.openxmlformats.org/drawingml/2006/main">
+              <a:graphicData uri="http://schemas.openxmlformats.org/drawingml/2006/picture">
+                <pic:pic xmlns:pic="http://schemas.openxmlformats.org/drawingml/2006/picture">
+                  <pic:nvPicPr>
+                    <pic:cNvPr id="2140017848" name="Picture 1"/>
+                    <pic:cNvPicPr>
+                      <a:picLocks noChangeAspect="1" noChangeArrowheads="1"/>
+                    </pic:cNvPicPr>
+                  </pic:nvPicPr>
+                  <pic:blipFill>
+                    <a:blip r:embed="rId9" cstate="print">
+                      <a:extLst>
+                        <a:ext uri="{28A0092B-C50C-407E-A947-70E740481C1C}">
+                          <a14:useLocalDpi xmlns:a14="http://schemas.microsoft.com/office/drawing/2010/main" val="0"/>
+                        </a:ext>
+                      </a:extLst>
+                    </a:blip>
+                    <a:stretch>
+                      <a:fillRect/>
+                    </a:stretch>
+                  </pic:blipFill>
+                  <pic:spPr bwMode="auto">
+                    <a:xfrm>
+                      <a:off x="0" y="0"/>
+                      <a:ext cx="1794163" cy="2045347"/>
+                    </a:xfrm>
+                    <a:prstGeom prst="rect">
+                      <a:avLst/>
+                    </a:prstGeom>
+                    <a:noFill/>
+                    <a:ln>
+                      <a:noFill/>
+                    </a:ln>
+                  </pic:spPr>
+                </pic:pic>
+              </a:graphicData>
+            </a:graphic>
+            <wp14:sizeRelH relativeFrom="page">
+              <wp14:pctWidth>0</wp14:pctWidth>
+            </wp14:sizeRelH>
+            <wp14:sizeRelV relativeFrom="page">
+              <wp14:pctHeight>0</wp14:pctHeight>
+            </wp14:sizeRelV>
+          </wp:anchor>
+        </w:drawing>
+      </w:r>
+    </w:p>
+    <w:p>
+      <w:pPr>
+        <w:rPr>
+          <w:sz w:val="32"/>
+          <w:szCs w:val="32"/>
+          <w:lang w:val="it-IT"/>
+        </w:rPr>
+      </w:pPr>
+      <w:r>
+        <w:rPr>
+          <w:sz w:val="32"/>
+          <w:szCs w:val="32"/>
+          <w:lang w:val="it-IT"/>
+        </w:rPr>
+        <w:t>A differenza del quicksort, non esiste il pivot, divide in due la sequenza.</w:t>
+      </w:r>
+    </w:p>
+    <w:p>
+      <w:pPr>
+        <w:rPr>
+          <w:sz w:val="32"/>
+          <w:szCs w:val="32"/>
+          <w:lang w:val="it-IT"/>
+        </w:rPr>
+      </w:pPr>
+      <w:r>
+        <w:rPr>
+          <w:sz w:val="32"/>
+          <w:szCs w:val="32"/>
+          <w:lang w:val="it-IT"/>
+        </w:rPr>
+        <w:t>Non è stabile ma è possibile renderlo.</w:t>
+      </w:r>
+    </w:p>
+    <w:p>
+      <w:pPr>
+        <w:rPr>
+          <w:sz w:val="32"/>
+          <w:szCs w:val="32"/>
+          <w:lang w:val="it-IT"/>
+        </w:rPr>
+      </w:pPr>
+      <w:r>
+        <w:rPr>
+          <w:sz w:val="32"/>
+          <w:szCs w:val="32"/>
+          <w:lang w:val="it-IT"/>
+        </w:rPr>
+        <w:t>Ha inoltre bisogno di memoria per array di appoggio.</w:t>
+      </w:r>
+    </w:p>
+    <w:p>
+      <w:pPr>
+        <w:rPr>
+          <w:sz w:val="32"/>
+          <w:szCs w:val="32"/>
+          <w:lang w:val="it-IT"/>
+        </w:rPr>
+      </w:pPr>
+      <w:r>
+        <w:rPr>
+          <w:sz w:val="32"/>
+          <w:szCs w:val="32"/>
+          <w:lang w:val="it-IT"/>
+        </w:rPr>
+        <w:t>È Portato ad essere usite alle List</w:t>
+      </w:r>
+    </w:p>
+    <w:p>
+      <w:pPr>
+        <w:autoSpaceDE w:val="0"/>
+        <w:autoSpaceDN w:val="0"/>
+        <w:adjustRightInd w:val="0"/>
+        <w:spacing w:after="0" w:line="240" w:lineRule="auto"/>
+        <w:rPr>
+          <w:rFonts w:ascii="Cascadia Mono" w:hAnsi="Cascadia Mono" w:cs="Cascadia Mono"/>
+          <w:color w:val="000000"/>
+          <w:sz w:val="19"/>
+          <w:szCs w:val="19"/>
+          <w:highlight w:val="white"/>
+          <w:lang w:val="en-GB"/>
+        </w:rPr>
+      </w:pPr>
+      <w:r>
+        <w:rPr>
+          <w:rFonts w:ascii="Cascadia Mono" w:hAnsi="Cascadia Mono" w:cs="Cascadia Mono"/>
+          <w:color w:val="0000FF"/>
+          <w:sz w:val="19"/>
+          <w:szCs w:val="19"/>
+          <w:highlight w:val="white"/>
+          <w:lang w:val="en-GB"/>
+        </w:rPr>
+        <w:t>void</w:t>
+      </w:r>
+      <w:r>
+        <w:rPr>
+          <w:rFonts w:ascii="Cascadia Mono" w:hAnsi="Cascadia Mono" w:cs="Cascadia Mono"/>
+          <w:color w:val="000000"/>
+          <w:sz w:val="19"/>
+          <w:szCs w:val="19"/>
+          <w:highlight w:val="white"/>
+          <w:lang w:val="en-GB"/>
+        </w:rPr>
+        <w:t xml:space="preserve"> mergesort(LList&lt;Item&gt;&amp; Lm)</w:t>
+      </w:r>
+    </w:p>
+    <w:p>
+      <w:pPr>
+        <w:autoSpaceDE w:val="0"/>
+        <w:autoSpaceDN w:val="0"/>
+        <w:adjustRightInd w:val="0"/>
+        <w:spacing w:after="0" w:line="240" w:lineRule="auto"/>
+        <w:rPr>
+          <w:rFonts w:ascii="Cascadia Mono" w:hAnsi="Cascadia Mono" w:cs="Cascadia Mono"/>
+          <w:color w:val="000000"/>
+          <w:sz w:val="19"/>
+          <w:szCs w:val="19"/>
+          <w:highlight w:val="white"/>
+          <w:lang w:val="en-GB"/>
+        </w:rPr>
+      </w:pPr>
+      <w:r>
+        <w:rPr>
+          <w:rFonts w:ascii="Cascadia Mono" w:hAnsi="Cascadia Mono" w:cs="Cascadia Mono"/>
+          <w:color w:val="000000"/>
+          <w:sz w:val="19"/>
+          <w:szCs w:val="19"/>
+          <w:highlight w:val="white"/>
+          <w:lang w:val="en-GB"/>
+        </w:rPr>
+        <w:t>{</w:t>
+      </w:r>
+    </w:p>
+    <w:p>
+      <w:pPr>
+        <w:autoSpaceDE w:val="0"/>
+        <w:autoSpaceDN w:val="0"/>
+        <w:adjustRightInd w:val="0"/>
+        <w:spacing w:after="0" w:line="240" w:lineRule="auto"/>
+        <w:rPr>
+          <w:rFonts w:ascii="Cascadia Mono" w:hAnsi="Cascadia Mono" w:cs="Cascadia Mono"/>
+          <w:color w:val="000000"/>
+          <w:sz w:val="19"/>
+          <w:szCs w:val="19"/>
+          <w:highlight w:val="white"/>
+          <w:lang w:val="en-GB"/>
+        </w:rPr>
+      </w:pPr>
+      <w:r>
+        <w:rPr>
+          <w:rFonts w:ascii="Cascadia Mono" w:hAnsi="Cascadia Mono" w:cs="Cascadia Mono"/>
+          <w:color w:val="000000"/>
+          <w:sz w:val="19"/>
+          <w:szCs w:val="19"/>
+          <w:highlight w:val="white"/>
+          <w:lang w:val="en-GB"/>
+        </w:rPr>
+        <w:tab/>
+        <w:t>Lm.moveToStart();</w:t>
+      </w:r>
+    </w:p>
+    <w:p>
+      <w:pPr>
+        <w:autoSpaceDE w:val="0"/>
+        <w:autoSpaceDN w:val="0"/>
+        <w:adjustRightInd w:val="0"/>
+        <w:spacing w:after="0" w:line="240" w:lineRule="auto"/>
+        <w:rPr>
+          <w:rFonts w:ascii="Cascadia Mono" w:hAnsi="Cascadia Mono" w:cs="Cascadia Mono"/>
+          <w:color w:val="000000"/>
+          <w:sz w:val="19"/>
+          <w:szCs w:val="19"/>
+          <w:highlight w:val="white"/>
+          <w:lang w:val="en-GB"/>
+        </w:rPr>
+      </w:pPr>
+      <w:r>
+        <w:rPr>
+          <w:rFonts w:ascii="Cascadia Mono" w:hAnsi="Cascadia Mono" w:cs="Cascadia Mono"/>
+          <w:color w:val="000000"/>
+          <w:sz w:val="19"/>
+          <w:szCs w:val="19"/>
+          <w:highlight w:val="white"/>
+          <w:lang w:val="en-GB"/>
+        </w:rPr>
+        <w:tab/>
+      </w:r>
+      <w:r>
+        <w:rPr>
+          <w:rFonts w:ascii="Cascadia Mono" w:hAnsi="Cascadia Mono" w:cs="Cascadia Mono"/>
+          <w:color w:val="0000FF"/>
+          <w:sz w:val="19"/>
+          <w:szCs w:val="19"/>
+          <w:highlight w:val="white"/>
+          <w:lang w:val="en-GB"/>
+        </w:rPr>
+        <w:t>if</w:t>
+      </w:r>
+      <w:r>
+        <w:rPr>
+          <w:rFonts w:ascii="Cascadia Mono" w:hAnsi="Cascadia Mono" w:cs="Cascadia Mono"/>
+          <w:color w:val="000000"/>
+          <w:sz w:val="19"/>
+          <w:szCs w:val="19"/>
+          <w:highlight w:val="white"/>
+          <w:lang w:val="en-GB"/>
+        </w:rPr>
+        <w:t xml:space="preserve"> (Lm.length() &lt; 2) </w:t>
+      </w:r>
+      <w:r>
+        <w:rPr>
+          <w:rFonts w:ascii="Cascadia Mono" w:hAnsi="Cascadia Mono" w:cs="Cascadia Mono"/>
+          <w:color w:val="0000FF"/>
+          <w:sz w:val="19"/>
+          <w:szCs w:val="19"/>
+          <w:highlight w:val="white"/>
+          <w:lang w:val="en-GB"/>
+        </w:rPr>
+        <w:t>return</w:t>
+      </w:r>
+      <w:r>
+        <w:rPr>
+          <w:rFonts w:ascii="Cascadia Mono" w:hAnsi="Cascadia Mono" w:cs="Cascadia Mono"/>
+          <w:color w:val="000000"/>
+          <w:sz w:val="19"/>
+          <w:szCs w:val="19"/>
+          <w:highlight w:val="white"/>
+          <w:lang w:val="en-GB"/>
+        </w:rPr>
+        <w:t>;</w:t>
+      </w:r>
+    </w:p>
+    <w:p>
+      <w:pPr>
+        <w:autoSpaceDE w:val="0"/>
+        <w:autoSpaceDN w:val="0"/>
+        <w:adjustRightInd w:val="0"/>
+        <w:spacing w:after="0" w:line="240" w:lineRule="auto"/>
+        <w:rPr>
+          <w:rFonts w:ascii="Cascadia Mono" w:hAnsi="Cascadia Mono" w:cs="Cascadia Mono"/>
+          <w:color w:val="000000"/>
+          <w:sz w:val="19"/>
+          <w:szCs w:val="19"/>
+          <w:highlight w:val="white"/>
+          <w:lang w:val="en-GB"/>
+        </w:rPr>
+      </w:pPr>
+      <w:r>
+        <w:rPr>
+          <w:rFonts w:ascii="Cascadia Mono" w:hAnsi="Cascadia Mono" w:cs="Cascadia Mono"/>
+          <w:color w:val="000000"/>
+          <w:sz w:val="19"/>
+          <w:szCs w:val="19"/>
+          <w:highlight w:val="white"/>
+          <w:lang w:val="en-GB"/>
+        </w:rPr>
+        <w:tab/>
+        <w:t>LList&lt;Item&gt; La, Lb;</w:t>
+      </w:r>
+    </w:p>
+    <w:p>
+      <w:pPr>
+        <w:autoSpaceDE w:val="0"/>
+        <w:autoSpaceDN w:val="0"/>
+        <w:adjustRightInd w:val="0"/>
+        <w:spacing w:after="0" w:line="240" w:lineRule="auto"/>
+        <w:rPr>
+          <w:rFonts w:ascii="Cascadia Mono" w:hAnsi="Cascadia Mono" w:cs="Cascadia Mono"/>
+          <w:color w:val="000000"/>
+          <w:sz w:val="19"/>
+          <w:szCs w:val="19"/>
+          <w:highlight w:val="white"/>
+          <w:lang w:val="en-GB"/>
+        </w:rPr>
+      </w:pPr>
+      <w:r>
+        <w:rPr>
+          <w:rFonts w:ascii="Cascadia Mono" w:hAnsi="Cascadia Mono" w:cs="Cascadia Mono"/>
+          <w:color w:val="000000"/>
+          <w:sz w:val="19"/>
+          <w:szCs w:val="19"/>
+          <w:highlight w:val="white"/>
+          <w:lang w:val="en-GB"/>
+        </w:rPr>
+        <w:tab/>
+        <w:t>Item removed;</w:t>
+      </w:r>
+    </w:p>
+    <w:p>
+      <w:pPr>
+        <w:autoSpaceDE w:val="0"/>
+        <w:autoSpaceDN w:val="0"/>
+        <w:adjustRightInd w:val="0"/>
+        <w:spacing w:after="0" w:line="240" w:lineRule="auto"/>
+        <w:rPr>
+          <w:rFonts w:ascii="Cascadia Mono" w:hAnsi="Cascadia Mono" w:cs="Cascadia Mono"/>
+          <w:color w:val="000000"/>
+          <w:sz w:val="19"/>
+          <w:szCs w:val="19"/>
+          <w:highlight w:val="white"/>
+          <w:lang w:val="en-GB"/>
+        </w:rPr>
+      </w:pPr>
+      <w:r>
+        <w:rPr>
+          <w:rFonts w:ascii="Cascadia Mono" w:hAnsi="Cascadia Mono" w:cs="Cascadia Mono"/>
+          <w:color w:val="000000"/>
+          <w:sz w:val="19"/>
+          <w:szCs w:val="19"/>
+          <w:highlight w:val="white"/>
+          <w:lang w:val="en-GB"/>
+        </w:rPr>
+        <w:tab/>
+      </w:r>
+      <w:r>
+        <w:rPr>
+          <w:rFonts w:ascii="Cascadia Mono" w:hAnsi="Cascadia Mono" w:cs="Cascadia Mono"/>
+          <w:color w:val="0000FF"/>
+          <w:sz w:val="19"/>
+          <w:szCs w:val="19"/>
+          <w:highlight w:val="white"/>
+          <w:lang w:val="en-GB"/>
+        </w:rPr>
+        <w:t>int</w:t>
+      </w:r>
+      <w:r>
+        <w:rPr>
+          <w:rFonts w:ascii="Cascadia Mono" w:hAnsi="Cascadia Mono" w:cs="Cascadia Mono"/>
+          <w:color w:val="000000"/>
+          <w:sz w:val="19"/>
+          <w:szCs w:val="19"/>
+          <w:highlight w:val="white"/>
+          <w:lang w:val="en-GB"/>
+        </w:rPr>
+        <w:t xml:space="preserve"> N = Lm.length();</w:t>
+      </w:r>
+    </w:p>
+    <w:p>
+      <w:pPr>
+        <w:autoSpaceDE w:val="0"/>
+        <w:autoSpaceDN w:val="0"/>
+        <w:adjustRightInd w:val="0"/>
+        <w:spacing w:after="0" w:line="240" w:lineRule="auto"/>
+        <w:rPr>
+          <w:rFonts w:ascii="Cascadia Mono" w:hAnsi="Cascadia Mono" w:cs="Cascadia Mono"/>
+          <w:color w:val="000000"/>
+          <w:sz w:val="19"/>
+          <w:szCs w:val="19"/>
+          <w:highlight w:val="white"/>
+          <w:lang w:val="en-GB"/>
+        </w:rPr>
+      </w:pPr>
+      <w:r>
+        <w:rPr>
+          <w:rFonts w:ascii="Cascadia Mono" w:hAnsi="Cascadia Mono" w:cs="Cascadia Mono"/>
+          <w:color w:val="000000"/>
+          <w:sz w:val="19"/>
+          <w:szCs w:val="19"/>
+          <w:highlight w:val="white"/>
+          <w:lang w:val="en-GB"/>
+        </w:rPr>
+        <w:tab/>
+      </w:r>
+      <w:r>
+        <w:rPr>
+          <w:rFonts w:ascii="Cascadia Mono" w:hAnsi="Cascadia Mono" w:cs="Cascadia Mono"/>
+          <w:color w:val="0000FF"/>
+          <w:sz w:val="19"/>
+          <w:szCs w:val="19"/>
+          <w:highlight w:val="white"/>
+          <w:lang w:val="en-GB"/>
+        </w:rPr>
+        <w:t>for</w:t>
+      </w:r>
+      <w:r>
+        <w:rPr>
+          <w:rFonts w:ascii="Cascadia Mono" w:hAnsi="Cascadia Mono" w:cs="Cascadia Mono"/>
+          <w:color w:val="000000"/>
+          <w:sz w:val="19"/>
+          <w:szCs w:val="19"/>
+          <w:highlight w:val="white"/>
+          <w:lang w:val="en-GB"/>
+        </w:rPr>
+        <w:t xml:space="preserve"> (</w:t>
+      </w:r>
+      <w:r>
+        <w:rPr>
+          <w:rFonts w:ascii="Cascadia Mono" w:hAnsi="Cascadia Mono" w:cs="Cascadia Mono"/>
+          <w:color w:val="0000FF"/>
+          <w:sz w:val="19"/>
+          <w:szCs w:val="19"/>
+          <w:highlight w:val="white"/>
+          <w:lang w:val="en-GB"/>
+        </w:rPr>
+        <w:t>int</w:t>
+      </w:r>
+      <w:r>
+        <w:rPr>
+          <w:rFonts w:ascii="Cascadia Mono" w:hAnsi="Cascadia Mono" w:cs="Cascadia Mono"/>
+          <w:color w:val="000000"/>
+          <w:sz w:val="19"/>
+          <w:szCs w:val="19"/>
+          <w:highlight w:val="white"/>
+          <w:lang w:val="en-GB"/>
+        </w:rPr>
+        <w:t xml:space="preserve"> k = 0; k &lt; N; k++) {</w:t>
+      </w:r>
+    </w:p>
+    <w:p>
+      <w:pPr>
+        <w:autoSpaceDE w:val="0"/>
+        <w:autoSpaceDN w:val="0"/>
+        <w:adjustRightInd w:val="0"/>
+        <w:spacing w:after="0" w:line="240" w:lineRule="auto"/>
+        <w:rPr>
+          <w:rFonts w:ascii="Cascadia Mono" w:hAnsi="Cascadia Mono" w:cs="Cascadia Mono"/>
+          <w:color w:val="000000"/>
+          <w:sz w:val="19"/>
+          <w:szCs w:val="19"/>
+          <w:highlight w:val="white"/>
+          <w:lang w:val="en-GB"/>
+        </w:rPr>
+      </w:pPr>
+      <w:r>
+        <w:rPr>
+          <w:rFonts w:ascii="Cascadia Mono" w:hAnsi="Cascadia Mono" w:cs="Cascadia Mono"/>
+          <w:color w:val="000000"/>
+          <w:sz w:val="19"/>
+          <w:szCs w:val="19"/>
+          <w:highlight w:val="white"/>
+          <w:lang w:val="en-GB"/>
+        </w:rPr>
+        <w:tab/>
+      </w:r>
+      <w:r>
+        <w:rPr>
+          <w:rFonts w:ascii="Cascadia Mono" w:hAnsi="Cascadia Mono" w:cs="Cascadia Mono"/>
+          <w:color w:val="000000"/>
+          <w:sz w:val="19"/>
+          <w:szCs w:val="19"/>
+          <w:highlight w:val="white"/>
+          <w:lang w:val="en-GB"/>
+        </w:rPr>
+        <w:tab/>
+        <w:t>removed = Lm.remove();</w:t>
+      </w:r>
+    </w:p>
+    <w:p>
+      <w:pPr>
+        <w:autoSpaceDE w:val="0"/>
+        <w:autoSpaceDN w:val="0"/>
+        <w:adjustRightInd w:val="0"/>
+        <w:spacing w:after="0" w:line="240" w:lineRule="auto"/>
+        <w:rPr>
+          <w:rFonts w:ascii="Cascadia Mono" w:hAnsi="Cascadia Mono" w:cs="Cascadia Mono"/>
+          <w:color w:val="000000"/>
+          <w:sz w:val="19"/>
+          <w:szCs w:val="19"/>
+          <w:highlight w:val="white"/>
+          <w:lang w:val="en-GB"/>
+        </w:rPr>
+      </w:pPr>
+      <w:r>
+        <w:rPr>
+          <w:rFonts w:ascii="Cascadia Mono" w:hAnsi="Cascadia Mono" w:cs="Cascadia Mono"/>
+          <w:color w:val="000000"/>
+          <w:sz w:val="19"/>
+          <w:szCs w:val="19"/>
+          <w:highlight w:val="white"/>
+          <w:lang w:val="en-GB"/>
+        </w:rPr>
+        <w:tab/>
+      </w:r>
+      <w:r>
+        <w:rPr>
+          <w:rFonts w:ascii="Cascadia Mono" w:hAnsi="Cascadia Mono" w:cs="Cascadia Mono"/>
+          <w:color w:val="000000"/>
+          <w:sz w:val="19"/>
+          <w:szCs w:val="19"/>
+          <w:highlight w:val="white"/>
+          <w:lang w:val="en-GB"/>
+        </w:rPr>
+        <w:tab/>
+      </w:r>
+      <w:r>
+        <w:rPr>
+          <w:rFonts w:ascii="Cascadia Mono" w:hAnsi="Cascadia Mono" w:cs="Cascadia Mono"/>
+          <w:color w:val="0000FF"/>
+          <w:sz w:val="19"/>
+          <w:szCs w:val="19"/>
+          <w:highlight w:val="white"/>
+          <w:lang w:val="en-GB"/>
+        </w:rPr>
+        <w:t>if</w:t>
+      </w:r>
+      <w:r>
+        <w:rPr>
+          <w:rFonts w:ascii="Cascadia Mono" w:hAnsi="Cascadia Mono" w:cs="Cascadia Mono"/>
+          <w:color w:val="000000"/>
+          <w:sz w:val="19"/>
+          <w:szCs w:val="19"/>
+          <w:highlight w:val="white"/>
+          <w:lang w:val="en-GB"/>
+        </w:rPr>
+        <w:t xml:space="preserve"> (k % 2) La.append(removed);</w:t>
+      </w:r>
+    </w:p>
+    <w:p>
+      <w:pPr>
+        <w:autoSpaceDE w:val="0"/>
+        <w:autoSpaceDN w:val="0"/>
+        <w:adjustRightInd w:val="0"/>
+        <w:spacing w:after="0" w:line="240" w:lineRule="auto"/>
+        <w:rPr>
+          <w:rFonts w:ascii="Cascadia Mono" w:hAnsi="Cascadia Mono" w:cs="Cascadia Mono"/>
+          <w:color w:val="000000"/>
+          <w:sz w:val="19"/>
+          <w:szCs w:val="19"/>
+          <w:highlight w:val="white"/>
+          <w:lang w:val="it-IT"/>
+        </w:rPr>
+      </w:pPr>
+      <w:r>
+        <w:rPr>
+          <w:rFonts w:ascii="Cascadia Mono" w:hAnsi="Cascadia Mono" w:cs="Cascadia Mono"/>
+          <w:color w:val="000000"/>
+          <w:sz w:val="19"/>
+          <w:szCs w:val="19"/>
+          <w:highlight w:val="white"/>
+          <w:lang w:val="en-GB"/>
+        </w:rPr>
+        <w:tab/>
+      </w:r>
+      <w:r>
+        <w:rPr>
+          <w:rFonts w:ascii="Cascadia Mono" w:hAnsi="Cascadia Mono" w:cs="Cascadia Mono"/>
+          <w:color w:val="000000"/>
+          <w:sz w:val="19"/>
+          <w:szCs w:val="19"/>
+          <w:highlight w:val="white"/>
+          <w:lang w:val="en-GB"/>
+        </w:rPr>
+        <w:tab/>
+      </w:r>
+      <w:r>
+        <w:rPr>
+          <w:rFonts w:ascii="Cascadia Mono" w:hAnsi="Cascadia Mono" w:cs="Cascadia Mono"/>
+          <w:color w:val="0000FF"/>
+          <w:sz w:val="19"/>
+          <w:szCs w:val="19"/>
+          <w:highlight w:val="white"/>
+          <w:lang w:val="it-IT"/>
+        </w:rPr>
+        <w:t>else</w:t>
+      </w:r>
+      <w:r>
+        <w:rPr>
+          <w:rFonts w:ascii="Cascadia Mono" w:hAnsi="Cascadia Mono" w:cs="Cascadia Mono"/>
+          <w:color w:val="000000"/>
+          <w:sz w:val="19"/>
+          <w:szCs w:val="19"/>
+          <w:highlight w:val="white"/>
+          <w:lang w:val="it-IT"/>
+        </w:rPr>
+        <w:t xml:space="preserve"> Lb.append(removed);</w:t>
+      </w:r>
+    </w:p>
+    <w:p>
+      <w:pPr>
+        <w:autoSpaceDE w:val="0"/>
+        <w:autoSpaceDN w:val="0"/>
+        <w:adjustRightInd w:val="0"/>
+        <w:spacing w:after="0" w:line="240" w:lineRule="auto"/>
+        <w:rPr>
+          <w:rFonts w:ascii="Cascadia Mono" w:hAnsi="Cascadia Mono" w:cs="Cascadia Mono"/>
+          <w:color w:val="000000"/>
+          <w:sz w:val="19"/>
+          <w:szCs w:val="19"/>
+          <w:highlight w:val="white"/>
+          <w:lang w:val="it-IT"/>
+        </w:rPr>
+      </w:pPr>
+      <w:r>
+        <w:rPr>
+          <w:rFonts w:ascii="Cascadia Mono" w:hAnsi="Cascadia Mono" w:cs="Cascadia Mono"/>
+          <w:color w:val="000000"/>
+          <w:sz w:val="19"/>
+          <w:szCs w:val="19"/>
+          <w:highlight w:val="white"/>
+          <w:lang w:val="it-IT"/>
+        </w:rPr>
+        <w:tab/>
+        <w:t>}</w:t>
+      </w:r>
+    </w:p>
+    <w:p>
+      <w:pPr>
+        <w:autoSpaceDE w:val="0"/>
+        <w:autoSpaceDN w:val="0"/>
+        <w:adjustRightInd w:val="0"/>
+        <w:spacing w:after="0" w:line="240" w:lineRule="auto"/>
+        <w:rPr>
+          <w:rFonts w:ascii="Cascadia Mono" w:hAnsi="Cascadia Mono" w:cs="Cascadia Mono"/>
+          <w:color w:val="000000"/>
+          <w:sz w:val="19"/>
+          <w:szCs w:val="19"/>
+          <w:highlight w:val="white"/>
+          <w:lang w:val="it-IT"/>
+        </w:rPr>
+      </w:pPr>
+      <w:r>
+        <w:rPr>
+          <w:rFonts w:ascii="Cascadia Mono" w:hAnsi="Cascadia Mono" w:cs="Cascadia Mono"/>
+          <w:color w:val="000000"/>
+          <w:sz w:val="19"/>
+          <w:szCs w:val="19"/>
+          <w:highlight w:val="white"/>
+          <w:lang w:val="it-IT"/>
+        </w:rPr>
+        <w:tab/>
+        <w:t xml:space="preserve">mergesort(La); </w:t>
+      </w:r>
+      <w:r>
+        <w:rPr>
+          <w:rFonts w:ascii="Cascadia Mono" w:hAnsi="Cascadia Mono" w:cs="Cascadia Mono"/>
+          <w:color w:val="008000"/>
+          <w:sz w:val="19"/>
+          <w:szCs w:val="19"/>
+          <w:highlight w:val="white"/>
+          <w:lang w:val="it-IT"/>
+        </w:rPr>
+        <w:t>//La e Lb sono già state ordinate in modo crescente</w:t>
+      </w:r>
+    </w:p>
+    <w:p>
+      <w:pPr>
+        <w:autoSpaceDE w:val="0"/>
+        <w:autoSpaceDN w:val="0"/>
+        <w:adjustRightInd w:val="0"/>
+        <w:spacing w:after="0" w:line="240" w:lineRule="auto"/>
+        <w:rPr>
+          <w:rFonts w:ascii="Cascadia Mono" w:hAnsi="Cascadia Mono" w:cs="Cascadia Mono"/>
+          <w:color w:val="000000"/>
+          <w:sz w:val="19"/>
+          <w:szCs w:val="19"/>
+          <w:highlight w:val="white"/>
+          <w:lang w:val="it-IT"/>
+        </w:rPr>
+      </w:pPr>
+      <w:r>
+        <w:rPr>
+          <w:rFonts w:ascii="Cascadia Mono" w:hAnsi="Cascadia Mono" w:cs="Cascadia Mono"/>
+          <w:color w:val="000000"/>
+          <w:sz w:val="19"/>
+          <w:szCs w:val="19"/>
+          <w:highlight w:val="white"/>
+          <w:lang w:val="it-IT"/>
+        </w:rPr>
+        <w:tab/>
+        <w:t>mergesort(Lb);</w:t>
+      </w:r>
+    </w:p>
+    <w:p>
+      <w:pPr>
+        <w:rPr>
+          <w:rFonts w:ascii="Cascadia Mono" w:hAnsi="Cascadia Mono" w:cs="Cascadia Mono"/>
+          <w:color w:val="008000"/>
+          <w:sz w:val="19"/>
+          <w:szCs w:val="19"/>
+          <w:lang w:val="it-IT"/>
+        </w:rPr>
+      </w:pPr>
+      <w:r>
+        <w:rPr>
+          <w:rFonts w:ascii="Cascadia Mono" w:hAnsi="Cascadia Mono" w:cs="Cascadia Mono"/>
+          <w:color w:val="000000"/>
+          <w:sz w:val="19"/>
+          <w:szCs w:val="19"/>
+          <w:highlight w:val="white"/>
+          <w:lang w:val="it-IT"/>
+        </w:rPr>
+        <w:tab/>
+        <w:t xml:space="preserve">merge(Lm, La, Lb); </w:t>
+      </w:r>
+      <w:r>
+        <w:rPr>
+          <w:rFonts w:ascii="Cascadia Mono" w:hAnsi="Cascadia Mono" w:cs="Cascadia Mono"/>
+          <w:color w:val="008000"/>
+          <w:sz w:val="19"/>
+          <w:szCs w:val="19"/>
+          <w:highlight w:val="white"/>
+          <w:lang w:val="it-IT"/>
+        </w:rPr>
+        <w:t>//Le fondo nella lista finale</w:t>
+      </w:r>
+    </w:p>
+    <w:p>
+      <w:pPr>
+        <w:rPr>
+          <w:rFonts w:ascii="Cascadia Mono" w:hAnsi="Cascadia Mono" w:cs="Cascadia Mono"/>
+          <w:color w:val="008000"/>
+          <w:sz w:val="19"/>
+          <w:szCs w:val="19"/>
+          <w:lang w:val="it-IT"/>
+        </w:rPr>
+      </w:pPr>
+    </w:p>
+    <w:p>
+      <w:pPr>
+        <w:rPr>
+          <w:b/>
+          <w:bCs/>
+          <w:sz w:val="32"/>
+          <w:szCs w:val="32"/>
+          <w:lang w:val="en-GB"/>
+        </w:rPr>
+      </w:pPr>
+      <w:r>
+        <w:rPr>
+          <w:b/>
+          <w:bCs/>
+          <w:sz w:val="32"/>
+          <w:szCs w:val="32"/>
+          <w:lang w:val="en-GB"/>
+        </w:rPr>
+        <w:lastRenderedPageBreak/>
+        <w:t>Quicksort</w:t>
+      </w:r>
+    </w:p>
+    <w:p>
+      <w:pPr>
+        <w:rPr>
+          <w:sz w:val="32"/>
+          <w:szCs w:val="32"/>
+          <w:lang w:val="en-GB"/>
+        </w:rPr>
+      </w:pPr>
+      <w:r>
+        <w:rPr>
+          <w:sz w:val="32"/>
+          <w:szCs w:val="32"/>
+          <w:lang w:val="en-GB"/>
+        </w:rPr>
+        <w:t>o(nlogn)</w:t>
+      </w:r>
+    </w:p>
+    <w:p>
+      <w:pPr>
+        <w:rPr>
+          <w:sz w:val="32"/>
+          <w:szCs w:val="32"/>
+          <w:lang w:val="it-IT"/>
+        </w:rPr>
+      </w:pPr>
+      <w:r>
+        <w:rPr>
+          <w:sz w:val="32"/>
+          <w:szCs w:val="32"/>
+          <w:lang w:val="it-IT"/>
+        </w:rPr>
+        <w:t>Non è portato ad essere u</w:t>
+      </w:r>
+      <w:r>
+        <w:rPr>
+          <w:sz w:val="32"/>
+          <w:szCs w:val="32"/>
+          <w:lang w:val="it-IT"/>
+        </w:rPr>
+        <w:t>sato con le List, non è infatti sviluppato nel repo del corso ma solamente con gli array.</w:t>
+      </w:r>
+    </w:p>
+    <w:p>
+      <w:pPr>
+        <w:rPr>
+          <w:sz w:val="32"/>
+          <w:szCs w:val="32"/>
+          <w:lang w:val="en-GB"/>
+        </w:rPr>
+      </w:pPr>
+      <w:r>
+        <w:rPr>
+          <w:noProof/>
+        </w:rPr>
+        <w:drawing>
+          <wp:anchor distT="0" distB="0" distL="114300" distR="114300" simplePos="0" relativeHeight="251661312" behindDoc="1" locked="0" layoutInCell="1" allowOverlap="1" wp14:anchorId="6671D1CA" wp14:editId="4B176C57">
+            <wp:simplePos x="0" y="0"/>
+            <wp:positionH relativeFrom="margin">
+              <wp:align>left</wp:align>
+            </wp:positionH>
+            <wp:positionV relativeFrom="paragraph">
+              <wp:posOffset>3175</wp:posOffset>
+            </wp:positionV>
+            <wp:extent cx="3490595" cy="2195830"/>
+            <wp:effectExtent l="0" t="0" r="0" b="0"/>
+            <wp:wrapTight wrapText="bothSides">
+              <wp:wrapPolygon edited="0">
+                <wp:start x="0" y="0"/>
+                <wp:lineTo x="0" y="21363"/>
+                <wp:lineTo x="21455" y="21363"/>
+                <wp:lineTo x="21455" y="0"/>
+                <wp:lineTo x="0" y="0"/>
+              </wp:wrapPolygon>
+            </wp:wrapTight>
+            <wp:docPr id="1911528510" name="Picture 2" descr="Sorting Algorithms (Quick Sort, Merge Sort) | DSA Tutorials"/>
+            <wp:cNvGraphicFramePr>
+              <a:graphicFrameLocks xmlns:a="http://schemas.openxmlformats.org/drawingml/2006/main" noChangeAspect="1"/>
+            </wp:cNvGraphicFramePr>
+            <a:graphic xmlns:a="http://schemas.openxmlformats.org/drawingml/2006/main">
+              <a:graphicData uri="http://schemas.openxmlformats.org/drawingml/2006/picture">
+                <pic:pic xmlns:pic="http://schemas.openxmlformats.org/drawingml/2006/picture">
+                  <pic:nvPicPr>
+                    <pic:cNvPr id="0" name="Picture 3" descr="Sorting Algorithms (Quick Sort, Merge Sort) | DSA Tutorials"/>
+                    <pic:cNvPicPr>
+                      <a:picLocks noChangeAspect="1" noChangeArrowheads="1"/>
+                    </pic:cNvPicPr>
+                  </pic:nvPicPr>
+                  <pic:blipFill>
+                    <a:blip r:embed="rId10" cstate="print">
+                      <a:extLst>
+                        <a:ext uri="{28A0092B-C50C-407E-A947-70E740481C1C}">
+                          <a14:useLocalDpi xmlns:a14="http://schemas.microsoft.com/office/drawing/2010/main" val="0"/>
+                        </a:ext>
+                      </a:extLst>
+                    </a:blip>
+                    <a:srcRect/>
+                    <a:stretch>
+                      <a:fillRect/>
+                    </a:stretch>
+                  </pic:blipFill>
+                  <pic:spPr bwMode="auto">
+                    <a:xfrm>
+                      <a:off x="0" y="0"/>
+                      <a:ext cx="3490595" cy="2195830"/>
+                    </a:xfrm>
+                    <a:prstGeom prst="rect">
+                      <a:avLst/>
+                    </a:prstGeom>
+                    <a:noFill/>
+                    <a:ln>
+                      <a:noFill/>
+                    </a:ln>
+                  </pic:spPr>
+                </pic:pic>
+              </a:graphicData>
+            </a:graphic>
+            <wp14:sizeRelH relativeFrom="page">
+              <wp14:pctWidth>0</wp14:pctWidth>
+            </wp14:sizeRelH>
+            <wp14:sizeRelV relativeFrom="page">
+              <wp14:pctHeight>0</wp14:pctHeight>
+            </wp14:sizeRelV>
+          </wp:anchor>
+        </w:drawing>
+      </w:r>
+      <w:r>
+        <w:rPr>
+          <w:sz w:val="32"/>
+          <w:szCs w:val="32"/>
+          <w:lang w:val="en-GB"/>
+        </w:rPr>
+        <w:t>Pivot, sup, inf (&gt;n, &lt;=n)</w:t>
+      </w:r>
+      <w:r>
+        <w:rPr>
+          <w:sz w:val="32"/>
+          <w:szCs w:val="32"/>
+          <w:lang w:val="en-GB"/>
+        </w:rPr>
+        <w:t>…</w:t>
+      </w:r>
+    </w:p>
+    <w:p>
+      <w:pPr>
+        <w:rPr>
+          <w:sz w:val="32"/>
+          <w:szCs w:val="32"/>
+          <w:lang w:val="it-IT"/>
+        </w:rPr>
+      </w:pPr>
+      <w:r>
+        <w:rPr>
+          <w:sz w:val="32"/>
+          <w:szCs w:val="32"/>
+          <w:lang w:val="it-IT"/>
+        </w:rPr>
+        <w:t>Nelle sue implementazioni il pivot è</w:t>
+      </w:r>
+      <w:r>
+        <w:rPr>
+          <w:sz w:val="32"/>
+          <w:szCs w:val="32"/>
+          <w:lang w:val="it-IT"/>
+        </w:rPr>
+        <w:t xml:space="preserve"> sempre l’ultimo elemento.</w:t>
+      </w:r>
     </w:p>
     <w:sectPr>
       <w:pgSz w:w="12240" w:h="15840"/>
@@ -1568,7 +2618,6 @@
   <w:style w:type="character" w:default="1" w:styleId="DefaultParagraphFont">
     <w:name w:val="Default Paragraph Font"/>
     <w:uiPriority w:val="1"/>
-    <w:semiHidden/>
     <w:unhideWhenUsed/>
   </w:style>
   <w:style w:type="table" w:default="1" w:styleId="TableNormal">

--- a/Appunti lezione/Algoritmi di ordinamento.docx
+++ b/Appunti lezione/Algoritmi di ordinamento.docx
@@ -13,21 +13,7 @@
           <w:highlight w:val="yellow"/>
           <w:lang w:val="it-IT"/>
         </w:rPr>
-        <w:t xml:space="preserve">Oss: </w:t>
-      </w:r>
-      <w:r>
-        <w:rPr>
-          <w:highlight w:val="yellow"/>
-          <w:lang w:val="it-IT"/>
-        </w:rPr>
-        <w:t>\Materiali elly (librerie)\MATERIALE LEZIONI-20260313\Llist\Llistmain_test_sort.cpp</w:t>
-      </w:r>
-      <w:r>
-        <w:rPr>
-          <w:highlight w:val="yellow"/>
-          <w:lang w:val="it-IT"/>
-        </w:rPr>
-        <w:t xml:space="preserve"> ci sono gli algoritmi di ordinamento già adattati alle liste (Llist).</w:t>
+        <w:t>Oss: \Materiali elly (librerie)\MATERIALE LEZIONI-20260313\Llist\Llistmain_test_sort.cpp ci sono gli algoritmi di ordinamento già adattati alle liste (Llist).</w:t>
       </w:r>
     </w:p>
     <w:p>
@@ -334,27 +320,29 @@
       </w:pPr>
       <w:r>
         <w:rPr>
-          <w:lang w:val="it-IT"/>
+          <w:noProof/>
         </w:rPr>
         <w:lastRenderedPageBreak/>
-        <w:t>Mentre la complessità del numero di scambi O(n) siccome scambia ogni elemento al massimo una volta.</w:t>
-      </w:r>
-      <w:r>
-        <w:rPr>
-          <w:noProof/>
-        </w:rPr>
         <w:drawing>
-          <wp:anchor distT="0" distB="0" distL="114300" distR="114300" simplePos="0" relativeHeight="251658240" behindDoc="0" locked="0" layoutInCell="1" allowOverlap="1" wp14:anchorId="38580AC7" wp14:editId="452346CE">
+          <wp:anchor distT="0" distB="0" distL="114300" distR="114300" simplePos="0" relativeHeight="251658240" behindDoc="1" locked="0" layoutInCell="1" allowOverlap="1" wp14:anchorId="38580AC7" wp14:editId="4BDF1E30">
             <wp:simplePos x="0" y="0"/>
-            <wp:positionH relativeFrom="column">
-              <wp:posOffset>1666875</wp:posOffset>
+            <wp:positionH relativeFrom="margin">
+              <wp:posOffset>4194810</wp:posOffset>
             </wp:positionH>
             <wp:positionV relativeFrom="paragraph">
-              <wp:posOffset>361950</wp:posOffset>
+              <wp:posOffset>0</wp:posOffset>
             </wp:positionV>
             <wp:extent cx="1425939" cy="1739513"/>
-            <wp:effectExtent l="0" t="0" r="0" b="0"/>
-            <wp:wrapNone/>
+            <wp:effectExtent l="0" t="0" r="3175" b="0"/>
+            <wp:wrapTight wrapText="bothSides">
+              <wp:wrapPolygon edited="0">
+                <wp:start x="0" y="0"/>
+                <wp:lineTo x="0" y="21292"/>
+                <wp:lineTo x="21359" y="21292"/>
+                <wp:lineTo x="21359" y="0"/>
+                <wp:lineTo x="0" y="0"/>
+              </wp:wrapPolygon>
+            </wp:wrapTight>
             <wp:docPr id="1414724905" name="drawing"/>
             <wp:cNvGraphicFramePr>
               <a:graphicFrameLocks xmlns:a="http://schemas.openxmlformats.org/drawingml/2006/main" noChangeAspect="1"/>
@@ -398,6 +386,25 @@
             </wp14:sizeRelV>
           </wp:anchor>
         </w:drawing>
+      </w:r>
+      <w:r>
+        <w:rPr>
+          <w:lang w:val="it-IT"/>
+        </w:rPr>
+        <w:t>Mentre la complessità del numero di scambi O(n) siccome scambia ogni elemento al massimo una volta.</w:t>
+      </w:r>
+    </w:p>
+    <w:p>
+      <w:pPr>
+        <w:rPr>
+          <w:lang w:val="it-IT"/>
+        </w:rPr>
+      </w:pPr>
+      <w:r>
+        <w:rPr>
+          <w:lang w:val="it-IT"/>
+        </w:rPr>
+        <w:t>Poca memoria utilizzata, solamente una variabile per scambio.</w:t>
       </w:r>
     </w:p>
     <w:p>
@@ -624,70 +631,22 @@
           <w:lang w:val="it-IT"/>
         </w:rPr>
       </w:pPr>
-    </w:p>
-    <w:p>
-      <w:pPr>
-        <w:rPr>
-          <w:b/>
-          <w:bCs/>
-          <w:sz w:val="32"/>
-          <w:szCs w:val="32"/>
-          <w:lang w:val="it-IT"/>
-        </w:rPr>
-      </w:pPr>
-      <w:r>
-        <w:rPr>
-          <w:b/>
-          <w:bCs/>
-          <w:sz w:val="32"/>
-          <w:szCs w:val="32"/>
-          <w:lang w:val="it-IT"/>
-        </w:rPr>
-        <w:t>Bubble sort</w:t>
-      </w:r>
-    </w:p>
-    <w:p>
-      <w:pPr>
-        <w:rPr>
-          <w:lang w:val="it-IT"/>
-        </w:rPr>
-      </w:pPr>
-      <w:r>
-        <w:rPr>
-          <w:lang w:val="it-IT"/>
-        </w:rPr>
-        <w:t>Ogni interazione fa quindi un ciclo dall’ultimo fino al primo e quando un valore è più piccolo del precedente (A&lt;B) li scambia.</w:t>
-      </w:r>
-    </w:p>
-    <w:p>
-      <w:pPr>
-        <w:rPr>
-          <w:lang w:val="it-IT"/>
-        </w:rPr>
-      </w:pPr>
-    </w:p>
-    <w:p>
-      <w:pPr>
-        <w:rPr>
-          <w:lang w:val="it-IT"/>
-        </w:rPr>
-      </w:pPr>
       <w:r>
         <w:rPr>
           <w:noProof/>
         </w:rPr>
         <w:drawing>
-          <wp:anchor distT="0" distB="0" distL="114300" distR="114300" simplePos="0" relativeHeight="251657216" behindDoc="0" locked="0" layoutInCell="1" allowOverlap="1" wp14:anchorId="6EA0A2A2" wp14:editId="5A12A9EB">
+          <wp:anchor distT="0" distB="0" distL="114300" distR="114300" simplePos="0" relativeHeight="251657216" behindDoc="0" locked="0" layoutInCell="1" allowOverlap="1" wp14:anchorId="6EA0A2A2" wp14:editId="69B29720">
             <wp:simplePos x="0" y="0"/>
-            <wp:positionH relativeFrom="column">
-              <wp:posOffset>876300</wp:posOffset>
+            <wp:positionH relativeFrom="margin">
+              <wp:posOffset>2678430</wp:posOffset>
             </wp:positionH>
             <wp:positionV relativeFrom="paragraph">
-              <wp:posOffset>0</wp:posOffset>
+              <wp:posOffset>81915</wp:posOffset>
             </wp:positionV>
             <wp:extent cx="3676650" cy="2367339"/>
             <wp:effectExtent l="0" t="0" r="0" b="0"/>
-            <wp:wrapNone/>
+            <wp:wrapSquare wrapText="bothSides"/>
             <wp:docPr id="549990563" name="drawing"/>
             <wp:cNvGraphicFramePr>
               <a:graphicFrameLocks xmlns:a="http://schemas.openxmlformats.org/drawingml/2006/main" noChangeAspect="1"/>
@@ -736,34 +695,6 @@
     <w:p>
       <w:pPr>
         <w:rPr>
-          <w:lang w:val="it-IT"/>
-        </w:rPr>
-      </w:pPr>
-    </w:p>
-    <w:p>
-      <w:pPr>
-        <w:rPr>
-          <w:lang w:val="it-IT"/>
-        </w:rPr>
-      </w:pPr>
-    </w:p>
-    <w:p>
-      <w:pPr>
-        <w:rPr>
-          <w:lang w:val="it-IT"/>
-        </w:rPr>
-      </w:pPr>
-    </w:p>
-    <w:p>
-      <w:pPr>
-        <w:rPr>
-          <w:lang w:val="it-IT"/>
-        </w:rPr>
-      </w:pPr>
-    </w:p>
-    <w:p>
-      <w:pPr>
-        <w:rPr>
           <w:b/>
           <w:bCs/>
           <w:sz w:val="32"/>
@@ -771,9 +702,7 @@
           <w:lang w:val="it-IT"/>
         </w:rPr>
       </w:pPr>
-    </w:p>
-    <w:p>
-      <w:pPr>
+      <w:r>
         <w:rPr>
           <w:b/>
           <w:bCs/>
@@ -781,10 +710,43 @@
           <w:szCs w:val="32"/>
           <w:lang w:val="it-IT"/>
         </w:rPr>
-      </w:pPr>
-    </w:p>
-    <w:p>
-      <w:pPr>
+        <w:t>Bubble sort</w:t>
+      </w:r>
+    </w:p>
+    <w:p>
+      <w:pPr>
+        <w:rPr>
+          <w:lang w:val="it-IT"/>
+        </w:rPr>
+      </w:pPr>
+      <w:r>
+        <w:rPr>
+          <w:lang w:val="it-IT"/>
+        </w:rPr>
+        <w:t>Ogni interazione fa quindi un ciclo dall’ultimo fino al primo e quando un valore è più piccolo del precedente (A&lt;B) li scambia</w:t>
+      </w:r>
+      <w:r>
+        <w:rPr>
+          <w:lang w:val="it-IT"/>
+        </w:rPr>
+        <w:t xml:space="preserve"> (Porta il maggiore sul fondo e poi diminuisce la dimensione della’array non ordinato)</w:t>
+      </w:r>
+      <w:r>
+        <w:rPr>
+          <w:lang w:val="it-IT"/>
+        </w:rPr>
+        <w:t>.</w:t>
+      </w:r>
+    </w:p>
+    <w:p>
+      <w:pPr>
+        <w:rPr>
+          <w:sz w:val="32"/>
+          <w:szCs w:val="32"/>
+          <w:lang w:val="it-IT"/>
+        </w:rPr>
+      </w:pPr>
+      <w:r>
         <w:rPr>
           <w:b/>
           <w:bCs/>
@@ -792,24 +754,7 @@
           <w:szCs w:val="32"/>
           <w:lang w:val="it-IT"/>
         </w:rPr>
-      </w:pPr>
-    </w:p>
-    <w:p>
-      <w:pPr>
-        <w:rPr>
-          <w:sz w:val="32"/>
-          <w:szCs w:val="32"/>
-          <w:lang w:val="it-IT"/>
-        </w:rPr>
-      </w:pPr>
-      <w:r>
-        <w:rPr>
-          <w:b/>
-          <w:bCs/>
-          <w:sz w:val="32"/>
-          <w:szCs w:val="32"/>
-          <w:lang w:val="it-IT"/>
-        </w:rPr>
+        <w:lastRenderedPageBreak/>
         <w:t>Complessità computazionale</w:t>
       </w:r>
       <w:r>
@@ -1046,7 +991,6 @@
           <w:szCs w:val="32"/>
           <w:lang w:val="it-IT"/>
         </w:rPr>
-        <w:lastRenderedPageBreak/>
         <w:t>Successivamente (nel cpp) includere le classi delle strutture dati che dovremo utilizzare es. Llist.h, link.h e la classe con i metodi test.h.</w:t>
       </w:r>
     </w:p>
@@ -1078,7 +1022,9 @@
           <w:lang w:val="it-IT"/>
         </w:rPr>
       </w:pPr>
-      <w:r>
+    </w:p>
+    <w:p>
+      <w:pPr>
         <w:rPr>
           <w:b/>
           <w:bCs/>
@@ -1086,8 +1032,7 @@
           <w:szCs w:val="32"/>
           <w:lang w:val="it-IT"/>
         </w:rPr>
-        <w:t>Mergesort</w:t>
-      </w:r>
+      </w:pPr>
       <w:r>
         <w:rPr>
           <w:b/>
@@ -1096,6 +1041,17 @@
           <w:szCs w:val="32"/>
           <w:lang w:val="it-IT"/>
         </w:rPr>
+        <w:lastRenderedPageBreak/>
+        <w:t>Mergesort</w:t>
+      </w:r>
+      <w:r>
+        <w:rPr>
+          <w:b/>
+          <w:bCs/>
+          <w:sz w:val="32"/>
+          <w:szCs w:val="32"/>
+          <w:lang w:val="it-IT"/>
+        </w:rPr>
         <w:t xml:space="preserve"> o(nlogn)</w:t>
       </w:r>
     </w:p>
@@ -1146,7 +1102,7 @@
           <w:noProof/>
         </w:rPr>
         <w:drawing>
-          <wp:anchor distT="0" distB="0" distL="114300" distR="114300" simplePos="0" relativeHeight="251660288" behindDoc="1" locked="0" layoutInCell="1" allowOverlap="1" wp14:anchorId="3D495EA3" wp14:editId="3DDD21D1">
+          <wp:anchor distT="0" distB="0" distL="114300" distR="114300" simplePos="0" relativeHeight="251660288" behindDoc="1" locked="0" layoutInCell="1" allowOverlap="1" wp14:anchorId="3D495EA3" wp14:editId="52D8F51D">
             <wp:simplePos x="0" y="0"/>
             <wp:positionH relativeFrom="margin">
               <wp:posOffset>13335</wp:posOffset>
@@ -1281,7 +1237,63 @@
           <w:szCs w:val="32"/>
           <w:lang w:val="it-IT"/>
         </w:rPr>
-        <w:t>È Portato ad essere usite alle List</w:t>
+        <w:t>È Portato ad essere us</w:t>
+      </w:r>
+      <w:r>
+        <w:rPr>
+          <w:sz w:val="32"/>
+          <w:szCs w:val="32"/>
+          <w:lang w:val="it-IT"/>
+        </w:rPr>
+        <w:t>a</w:t>
+      </w:r>
+      <w:r>
+        <w:rPr>
+          <w:sz w:val="32"/>
+          <w:szCs w:val="32"/>
+          <w:lang w:val="it-IT"/>
+        </w:rPr>
+        <w:t>t</w:t>
+      </w:r>
+      <w:r>
+        <w:rPr>
+          <w:sz w:val="32"/>
+          <w:szCs w:val="32"/>
+          <w:lang w:val="it-IT"/>
+        </w:rPr>
+        <w:t>o</w:t>
+      </w:r>
+      <w:r>
+        <w:rPr>
+          <w:sz w:val="32"/>
+          <w:szCs w:val="32"/>
+          <w:lang w:val="it-IT"/>
+        </w:rPr>
+        <w:t xml:space="preserve"> </w:t>
+      </w:r>
+      <w:r>
+        <w:rPr>
+          <w:sz w:val="32"/>
+          <w:szCs w:val="32"/>
+          <w:lang w:val="it-IT"/>
+        </w:rPr>
+        <w:t>d</w:t>
+      </w:r>
+      <w:r>
+        <w:rPr>
+          <w:sz w:val="32"/>
+          <w:szCs w:val="32"/>
+          <w:lang w:val="it-IT"/>
+        </w:rPr>
+        <w:t>alle List</w:t>
+      </w:r>
+      <w:r>
+        <w:rPr>
+          <w:sz w:val="32"/>
+          <w:szCs w:val="32"/>
+          <w:lang w:val="it-IT"/>
+        </w:rPr>
+        <w:t>e.</w:t>
       </w:r>
     </w:p>
     <w:p>
@@ -1930,7 +1942,7 @@
           <w:bCs/>
           <w:sz w:val="32"/>
           <w:szCs w:val="32"/>
-          <w:lang w:val="en-GB"/>
+          <w:lang w:val="it-IT"/>
         </w:rPr>
       </w:pPr>
       <w:r>
@@ -1939,66 +1951,66 @@
           <w:bCs/>
           <w:sz w:val="32"/>
           <w:szCs w:val="32"/>
-          <w:lang w:val="en-GB"/>
+          <w:lang w:val="it-IT"/>
+        </w:rPr>
+        <w:t>Quicksort</w:t>
+      </w:r>
+    </w:p>
+    <w:p>
+      <w:pPr>
+        <w:rPr>
+          <w:sz w:val="32"/>
+          <w:szCs w:val="32"/>
+          <w:lang w:val="it-IT"/>
+        </w:rPr>
+      </w:pPr>
+      <w:r>
+        <w:rPr>
+          <w:sz w:val="32"/>
+          <w:szCs w:val="32"/>
+          <w:lang w:val="it-IT"/>
+        </w:rPr>
+        <w:t>o(nlogn)</w:t>
+      </w:r>
+    </w:p>
+    <w:p>
+      <w:pPr>
+        <w:rPr>
+          <w:sz w:val="32"/>
+          <w:szCs w:val="32"/>
+          <w:lang w:val="it-IT"/>
+        </w:rPr>
+      </w:pPr>
+      <w:r>
+        <w:rPr>
+          <w:sz w:val="32"/>
+          <w:szCs w:val="32"/>
+          <w:lang w:val="it-IT"/>
+        </w:rPr>
+        <w:t>Non è portato ad essere u</w:t>
+      </w:r>
+      <w:r>
+        <w:rPr>
+          <w:sz w:val="32"/>
+          <w:szCs w:val="32"/>
+          <w:lang w:val="it-IT"/>
+        </w:rPr>
+        <w:t>sato con le List, non è infatti sviluppato nel repo del corso ma solamente con gli array.</w:t>
+      </w:r>
+    </w:p>
+    <w:p>
+      <w:pPr>
+        <w:rPr>
+          <w:sz w:val="32"/>
+          <w:szCs w:val="32"/>
+          <w:lang w:val="en-GB"/>
+        </w:rPr>
+      </w:pPr>
+      <w:r>
+        <w:rPr>
+          <w:noProof/>
         </w:rPr>
         <w:lastRenderedPageBreak/>
-        <w:t>Quicksort</w:t>
-      </w:r>
-    </w:p>
-    <w:p>
-      <w:pPr>
-        <w:rPr>
-          <w:sz w:val="32"/>
-          <w:szCs w:val="32"/>
-          <w:lang w:val="en-GB"/>
-        </w:rPr>
-      </w:pPr>
-      <w:r>
-        <w:rPr>
-          <w:sz w:val="32"/>
-          <w:szCs w:val="32"/>
-          <w:lang w:val="en-GB"/>
-        </w:rPr>
-        <w:t>o(nlogn)</w:t>
-      </w:r>
-    </w:p>
-    <w:p>
-      <w:pPr>
-        <w:rPr>
-          <w:sz w:val="32"/>
-          <w:szCs w:val="32"/>
-          <w:lang w:val="it-IT"/>
-        </w:rPr>
-      </w:pPr>
-      <w:r>
-        <w:rPr>
-          <w:sz w:val="32"/>
-          <w:szCs w:val="32"/>
-          <w:lang w:val="it-IT"/>
-        </w:rPr>
-        <w:t>Non è portato ad essere u</w:t>
-      </w:r>
-      <w:r>
-        <w:rPr>
-          <w:sz w:val="32"/>
-          <w:szCs w:val="32"/>
-          <w:lang w:val="it-IT"/>
-        </w:rPr>
-        <w:t>sato con le List, non è infatti sviluppato nel repo del corso ma solamente con gli array.</w:t>
-      </w:r>
-    </w:p>
-    <w:p>
-      <w:pPr>
-        <w:rPr>
-          <w:sz w:val="32"/>
-          <w:szCs w:val="32"/>
-          <w:lang w:val="en-GB"/>
-        </w:rPr>
-      </w:pPr>
-      <w:r>
-        <w:rPr>
-          <w:noProof/>
-        </w:rPr>
         <w:drawing>
           <wp:anchor distT="0" distB="0" distL="114300" distR="114300" simplePos="0" relativeHeight="251661312" behindDoc="1" locked="0" layoutInCell="1" allowOverlap="1" wp14:anchorId="6671D1CA" wp14:editId="4B176C57">
             <wp:simplePos x="0" y="0"/>
@@ -2618,6 +2630,7 @@
   <w:style w:type="character" w:default="1" w:styleId="DefaultParagraphFont">
     <w:name w:val="Default Paragraph Font"/>
     <w:uiPriority w:val="1"/>
+    <w:semiHidden/>
     <w:unhideWhenUsed/>
   </w:style>
   <w:style w:type="table" w:default="1" w:styleId="TableNormal">
